--- a/lab1/otchet.docx
+++ b/lab1/otchet.docx
@@ -139,8 +139,18 @@
           <w:sz w:val="28"/>
           <w:szCs w:val="28"/>
         </w:rPr>
-        <w:t>Козлов И.А.</w:t>
-      </w:r>
+        <w:t xml:space="preserve">Козлов </w:t>
+      </w:r>
+      <w:proofErr w:type="gramStart"/>
+      <w:r>
+        <w:rPr>
+          <w:rFonts w:ascii="Times New Roman" w:hAnsi="Times New Roman" w:cs="Times New Roman"/>
+          <w:sz w:val="28"/>
+          <w:szCs w:val="28"/>
+        </w:rPr>
+        <w:t>И.А.</w:t>
+      </w:r>
+      <w:proofErr w:type="gramEnd"/>
     </w:p>
     <w:p>
       <w:pPr>
@@ -157,23 +167,7 @@
           <w:sz w:val="28"/>
           <w:szCs w:val="28"/>
         </w:rPr>
-        <w:t xml:space="preserve">гр. </w:t>
-      </w:r>
-      <w:r>
-        <w:rPr>
-          <w:rFonts w:ascii="Times New Roman" w:hAnsi="Times New Roman" w:cs="Times New Roman"/>
-          <w:sz w:val="28"/>
-          <w:szCs w:val="28"/>
-        </w:rPr>
-        <w:t>4</w:t>
-      </w:r>
-      <w:r>
-        <w:rPr>
-          <w:rFonts w:ascii="Times New Roman" w:hAnsi="Times New Roman" w:cs="Times New Roman"/>
-          <w:sz w:val="28"/>
-          <w:szCs w:val="28"/>
-        </w:rPr>
-        <w:t>51004</w:t>
+        <w:t>гр. 451004</w:t>
       </w:r>
     </w:p>
     <w:p>
@@ -203,13 +197,23 @@
           <w:szCs w:val="28"/>
         </w:rPr>
       </w:pPr>
-      <w:r>
-        <w:rPr>
-          <w:rFonts w:ascii="Times New Roman" w:hAnsi="Times New Roman" w:cs="Times New Roman"/>
-          <w:sz w:val="28"/>
-          <w:szCs w:val="28"/>
-        </w:rPr>
-        <w:t>Болтак С.В.</w:t>
+      <w:proofErr w:type="spellStart"/>
+      <w:r>
+        <w:rPr>
+          <w:rFonts w:ascii="Times New Roman" w:hAnsi="Times New Roman" w:cs="Times New Roman"/>
+          <w:sz w:val="28"/>
+          <w:szCs w:val="28"/>
+        </w:rPr>
+        <w:t>Болтак</w:t>
+      </w:r>
+      <w:proofErr w:type="spellEnd"/>
+      <w:r>
+        <w:rPr>
+          <w:rFonts w:ascii="Times New Roman" w:hAnsi="Times New Roman" w:cs="Times New Roman"/>
+          <w:sz w:val="28"/>
+          <w:szCs w:val="28"/>
+        </w:rPr>
+        <w:t xml:space="preserve"> С.В.</w:t>
       </w:r>
     </w:p>
     <w:p>
@@ -251,7 +255,7 @@
     </w:p>
     <w:p>
       <w:pPr>
-        <w:spacing w:line="259" w:lineRule="auto"/>
+        <w:spacing w:line="278" w:lineRule="auto"/>
         <w:rPr>
           <w:rFonts w:ascii="Times New Roman" w:hAnsi="Times New Roman" w:cs="Times New Roman"/>
           <w:sz w:val="28"/>
@@ -322,75 +326,79 @@
           <w:szCs w:val="28"/>
           <w:lang w:val="ru-BY"/>
         </w:rPr>
-        <w:t>написать</w:t>
-      </w:r>
-      <w:r>
+        <w:t>написать программу, которая выполняет шифрование и дешифрование текстового файла любого размера, содержащего текст на заданном языке, используя следующие алгоритмы шифрования:</w:t>
+      </w:r>
+    </w:p>
+    <w:p>
+      <w:pPr>
         <w:rPr>
           <w:rFonts w:ascii="Times New Roman" w:hAnsi="Times New Roman" w:cs="Times New Roman"/>
           <w:sz w:val="28"/>
           <w:szCs w:val="28"/>
           <w:lang w:val="ru-BY"/>
         </w:rPr>
-        <w:t xml:space="preserve"> программу, которая выполняет шифрование и дешифрование текстового файла любого размера, содержащего текст на заданном языке, используя следующие алгоритмы шифрования:</w:t>
-      </w:r>
-    </w:p>
-    <w:p>
-      <w:pPr>
+      </w:pPr>
+      <w:r>
         <w:rPr>
           <w:rFonts w:ascii="Times New Roman" w:hAnsi="Times New Roman" w:cs="Times New Roman"/>
           <w:sz w:val="28"/>
           <w:szCs w:val="28"/>
           <w:lang w:val="ru-BY"/>
         </w:rPr>
-      </w:pPr>
-      <w:r>
-        <w:rPr>
-          <w:rFonts w:ascii="Times New Roman" w:hAnsi="Times New Roman" w:cs="Times New Roman"/>
+        <w:t>- метод </w:t>
+      </w:r>
+      <w:r>
+        <w:rPr>
+          <w:rFonts w:ascii="Times New Roman" w:hAnsi="Times New Roman" w:cs="Times New Roman"/>
+          <w:b/>
+          <w:bCs/>
           <w:sz w:val="28"/>
           <w:szCs w:val="28"/>
           <w:lang w:val="ru-BY"/>
         </w:rPr>
-        <w:t>- метод </w:t>
-      </w:r>
-      <w:r>
-        <w:rPr>
-          <w:rFonts w:ascii="Times New Roman" w:hAnsi="Times New Roman" w:cs="Times New Roman"/>
-          <w:b/>
-          <w:bCs/>
+        <w:t>«железнодорожной изгороди», </w:t>
+      </w:r>
+      <w:r>
+        <w:rPr>
+          <w:rFonts w:ascii="Times New Roman" w:hAnsi="Times New Roman" w:cs="Times New Roman"/>
           <w:sz w:val="28"/>
           <w:szCs w:val="28"/>
           <w:lang w:val="ru-BY"/>
         </w:rPr>
-        <w:t>«железнодорожной изгороди», </w:t>
-      </w:r>
-      <w:r>
+        <w:t>текст на русском языке;</w:t>
+      </w:r>
+    </w:p>
+    <w:p>
+      <w:pPr>
         <w:rPr>
           <w:rFonts w:ascii="Times New Roman" w:hAnsi="Times New Roman" w:cs="Times New Roman"/>
           <w:sz w:val="28"/>
           <w:szCs w:val="28"/>
           <w:lang w:val="ru-BY"/>
         </w:rPr>
-        <w:t>текст на русском языке;</w:t>
-      </w:r>
-    </w:p>
-    <w:p>
-      <w:pPr>
+      </w:pPr>
+      <w:r>
         <w:rPr>
           <w:rFonts w:ascii="Times New Roman" w:hAnsi="Times New Roman" w:cs="Times New Roman"/>
           <w:sz w:val="28"/>
           <w:szCs w:val="28"/>
           <w:lang w:val="ru-BY"/>
         </w:rPr>
-      </w:pPr>
-      <w:r>
-        <w:rPr>
-          <w:rFonts w:ascii="Times New Roman" w:hAnsi="Times New Roman" w:cs="Times New Roman"/>
+        <w:t>- алгоритм </w:t>
+      </w:r>
+      <w:proofErr w:type="spellStart"/>
+      <w:r>
+        <w:rPr>
+          <w:rFonts w:ascii="Times New Roman" w:hAnsi="Times New Roman" w:cs="Times New Roman"/>
+          <w:b/>
+          <w:bCs/>
           <w:sz w:val="28"/>
           <w:szCs w:val="28"/>
           <w:lang w:val="ru-BY"/>
         </w:rPr>
-        <w:t>- алгоритм </w:t>
-      </w:r>
+        <w:t>Виженера</w:t>
+      </w:r>
+      <w:proofErr w:type="spellEnd"/>
       <w:r>
         <w:rPr>
           <w:rFonts w:ascii="Times New Roman" w:hAnsi="Times New Roman" w:cs="Times New Roman"/>
@@ -400,7 +408,7 @@
           <w:szCs w:val="28"/>
           <w:lang w:val="ru-BY"/>
         </w:rPr>
-        <w:t>Виженера, прогрессивный ключ,</w:t>
+        <w:t>, прогрессивный ключ,</w:t>
       </w:r>
       <w:r>
         <w:rPr>
@@ -447,7 +455,27 @@
           <w:szCs w:val="28"/>
           <w:lang w:val="ru-BY"/>
         </w:rPr>
-        <w:t>Программа должна игнорировать все символы, не являющиеся буквами заданного алфавита,  и шифровать только текст на заданном языке. Все алгоритмы должны быть реализованы в одной программе. Программа не должна быть написана в консольном режиме. Результат работы программы – зашифрованный/расшифрованный файл/ы. Кроме работы с файлами программа должна предоставлять ввод/вывод шифруемого текста с клавиатуры/на экран.</w:t>
+        <w:t xml:space="preserve">Программа должна игнорировать все символы, не являющиеся буквами заданного </w:t>
+      </w:r>
+      <w:proofErr w:type="gramStart"/>
+      <w:r>
+        <w:rPr>
+          <w:rFonts w:ascii="Times New Roman" w:hAnsi="Times New Roman" w:cs="Times New Roman"/>
+          <w:sz w:val="28"/>
+          <w:szCs w:val="28"/>
+          <w:lang w:val="ru-BY"/>
+        </w:rPr>
+        <w:t>алфавита,  и</w:t>
+      </w:r>
+      <w:proofErr w:type="gramEnd"/>
+      <w:r>
+        <w:rPr>
+          <w:rFonts w:ascii="Times New Roman" w:hAnsi="Times New Roman" w:cs="Times New Roman"/>
+          <w:sz w:val="28"/>
+          <w:szCs w:val="28"/>
+          <w:lang w:val="ru-BY"/>
+        </w:rPr>
+        <w:t xml:space="preserve"> шифровать только текст на заданном языке. Все алгоритмы должны быть реализованы в одной программе. Программа не должна быть написана в консольном режиме. Результат работы программы – зашифрованный/расшифрованный файл/ы. Кроме работы с файлами программа должна предоставлять ввод/вывод шифруемого текста с клавиатуры/на экран.</w:t>
       </w:r>
     </w:p>
     <w:p>
@@ -600,7 +628,6 @@
           <w:rFonts w:ascii="Times New Roman" w:hAnsi="Times New Roman" w:cs="Times New Roman"/>
           <w:sz w:val="28"/>
           <w:szCs w:val="28"/>
-          <w:lang w:val="en-US"/>
         </w:rPr>
         <w:t>:</w:t>
       </w:r>
@@ -646,7 +673,6 @@
           <w:rFonts w:ascii="Times New Roman" w:hAnsi="Times New Roman" w:cs="Times New Roman"/>
           <w:sz w:val="28"/>
           <w:szCs w:val="28"/>
-          <w:lang w:val="en-US"/>
         </w:rPr>
         <w:t xml:space="preserve">: </w:t>
       </w:r>
@@ -667,7 +693,6 @@
           <w:rFonts w:ascii="Times New Roman" w:hAnsi="Times New Roman" w:cs="Times New Roman"/>
           <w:sz w:val="28"/>
           <w:szCs w:val="28"/>
-          <w:lang w:val="en-US"/>
         </w:rPr>
       </w:pPr>
       <w:r>
@@ -683,7 +708,6 @@
           <w:rFonts w:ascii="Times New Roman" w:hAnsi="Times New Roman" w:cs="Times New Roman"/>
           <w:sz w:val="28"/>
           <w:szCs w:val="28"/>
-          <w:lang w:val="en-US"/>
         </w:rPr>
         <w:t>:</w:t>
       </w:r>
@@ -857,6 +881,7 @@
       <w:r>
         <w:rPr>
           <w:rFonts w:ascii="Times New Roman" w:hAnsi="Times New Roman" w:cs="Times New Roman"/>
+          <w:noProof/>
           <w:sz w:val="28"/>
           <w:szCs w:val="28"/>
         </w:rPr>
@@ -876,7 +901,7 @@
                     <pic:cNvPicPr/>
                   </pic:nvPicPr>
                   <pic:blipFill>
-                    <a:blip r:embed="rId5"/>
+                    <a:blip r:embed="rId7"/>
                     <a:stretch>
                       <a:fillRect/>
                     </a:stretch>
@@ -909,6 +934,7 @@
       <w:r>
         <w:rPr>
           <w:rFonts w:ascii="Times New Roman" w:hAnsi="Times New Roman" w:cs="Times New Roman"/>
+          <w:noProof/>
           <w:sz w:val="28"/>
           <w:szCs w:val="28"/>
           <w:lang w:val="en-US"/>
@@ -930,7 +956,7 @@
                     <pic:cNvPicPr/>
                   </pic:nvPicPr>
                   <pic:blipFill>
-                    <a:blip r:embed="rId6"/>
+                    <a:blip r:embed="rId8"/>
                     <a:stretch>
                       <a:fillRect/>
                     </a:stretch>
@@ -1201,6 +1227,7 @@
           <w:rFonts w:ascii="Times New Roman" w:hAnsi="Times New Roman" w:cs="Times New Roman"/>
           <w:b/>
           <w:bCs/>
+          <w:noProof/>
           <w:sz w:val="28"/>
           <w:szCs w:val="28"/>
         </w:rPr>
@@ -1221,7 +1248,7 @@
                     <pic:cNvPicPr/>
                   </pic:nvPicPr>
                   <pic:blipFill>
-                    <a:blip r:embed="rId7"/>
+                    <a:blip r:embed="rId9"/>
                     <a:stretch>
                       <a:fillRect/>
                     </a:stretch>
@@ -1258,6 +1285,7 @@
           <w:rFonts w:ascii="Times New Roman" w:hAnsi="Times New Roman" w:cs="Times New Roman"/>
           <w:b/>
           <w:bCs/>
+          <w:noProof/>
           <w:sz w:val="28"/>
           <w:szCs w:val="28"/>
           <w:lang w:val="en-US"/>
@@ -1278,7 +1306,7 @@
                     <pic:cNvPicPr/>
                   </pic:nvPicPr>
                   <pic:blipFill>
-                    <a:blip r:embed="rId8"/>
+                    <a:blip r:embed="rId10"/>
                     <a:stretch>
                       <a:fillRect/>
                     </a:stretch>
@@ -1352,6 +1380,7 @@
       <w:r>
         <w:rPr>
           <w:rFonts w:ascii="Times New Roman" w:hAnsi="Times New Roman" w:cs="Times New Roman"/>
+          <w:noProof/>
           <w:sz w:val="28"/>
           <w:szCs w:val="28"/>
         </w:rPr>
@@ -1371,7 +1400,7 @@
                     <pic:cNvPicPr/>
                   </pic:nvPicPr>
                   <pic:blipFill>
-                    <a:blip r:embed="rId9"/>
+                    <a:blip r:embed="rId11"/>
                     <a:stretch>
                       <a:fillRect/>
                     </a:stretch>
@@ -1420,6 +1449,7 @@
       <w:r>
         <w:rPr>
           <w:rFonts w:ascii="Times New Roman" w:hAnsi="Times New Roman" w:cs="Times New Roman"/>
+          <w:noProof/>
           <w:sz w:val="28"/>
           <w:szCs w:val="28"/>
         </w:rPr>
@@ -1439,7 +1469,7 @@
                     <pic:cNvPicPr/>
                   </pic:nvPicPr>
                   <pic:blipFill>
-                    <a:blip r:embed="rId10"/>
+                    <a:blip r:embed="rId12"/>
                     <a:stretch>
                       <a:fillRect/>
                     </a:stretch>
@@ -1471,6 +1501,7 @@
       <w:r>
         <w:rPr>
           <w:rFonts w:ascii="Times New Roman" w:hAnsi="Times New Roman" w:cs="Times New Roman"/>
+          <w:noProof/>
           <w:sz w:val="28"/>
           <w:szCs w:val="28"/>
         </w:rPr>
@@ -1491,7 +1522,7 @@
                     <pic:cNvPicPr/>
                   </pic:nvPicPr>
                   <pic:blipFill>
-                    <a:blip r:embed="rId11"/>
+                    <a:blip r:embed="rId13"/>
                     <a:stretch>
                       <a:fillRect/>
                     </a:stretch>
@@ -1591,6 +1622,7 @@
         </w:rPr>
         <w:t>лгоритм </w:t>
       </w:r>
+      <w:proofErr w:type="spellStart"/>
       <w:r>
         <w:rPr>
           <w:rFonts w:ascii="Times New Roman" w:hAnsi="Times New Roman" w:cs="Times New Roman"/>
@@ -1600,7 +1632,19 @@
           <w:szCs w:val="28"/>
           <w:lang w:val="ru-BY"/>
         </w:rPr>
-        <w:t>Виженера, прогрессивный ключ,</w:t>
+        <w:t>Виженера</w:t>
+      </w:r>
+      <w:proofErr w:type="spellEnd"/>
+      <w:r>
+        <w:rPr>
+          <w:rFonts w:ascii="Times New Roman" w:hAnsi="Times New Roman" w:cs="Times New Roman"/>
+          <w:b/>
+          <w:bCs/>
+          <w:sz w:val="28"/>
+          <w:szCs w:val="28"/>
+          <w:lang w:val="ru-BY"/>
+        </w:rPr>
+        <w:t>, прогрессивный ключ,</w:t>
       </w:r>
       <w:r>
         <w:rPr>
@@ -1644,7 +1688,7 @@
                     </pic:cNvPicPr>
                   </pic:nvPicPr>
                   <pic:blipFill>
-                    <a:blip r:embed="rId12">
+                    <a:blip r:embed="rId14">
                       <a:extLst>
                         <a:ext uri="{28A0092B-C50C-407E-A947-70E740481C1C}">
                           <a14:useLocalDpi xmlns:a14="http://schemas.microsoft.com/office/drawing/2010/main" val="0"/>
@@ -2662,6 +2706,7 @@
           <w:rFonts w:ascii="Times New Roman" w:hAnsi="Times New Roman" w:cs="Times New Roman"/>
           <w:b/>
           <w:bCs/>
+          <w:noProof/>
           <w:sz w:val="28"/>
           <w:szCs w:val="28"/>
         </w:rPr>
@@ -2682,7 +2727,7 @@
                     <pic:cNvPicPr/>
                   </pic:nvPicPr>
                   <pic:blipFill>
-                    <a:blip r:embed="rId13"/>
+                    <a:blip r:embed="rId15"/>
                     <a:stretch>
                       <a:fillRect/>
                     </a:stretch>
@@ -2718,6 +2763,7 @@
           <w:rFonts w:ascii="Times New Roman" w:hAnsi="Times New Roman" w:cs="Times New Roman"/>
           <w:b/>
           <w:bCs/>
+          <w:noProof/>
           <w:sz w:val="28"/>
           <w:szCs w:val="28"/>
         </w:rPr>
@@ -2737,7 +2783,7 @@
                     <pic:cNvPicPr/>
                   </pic:nvPicPr>
                   <pic:blipFill>
-                    <a:blip r:embed="rId14"/>
+                    <a:blip r:embed="rId16"/>
                     <a:stretch>
                       <a:fillRect/>
                     </a:stretch>
@@ -2838,6 +2884,7 @@
           <w:sz w:val="28"/>
           <w:szCs w:val="28"/>
         </w:rPr>
+        <w:lastRenderedPageBreak/>
         <w:t>Ключ</w:t>
       </w:r>
       <w:r>
@@ -2901,7 +2948,6 @@
                 <w:sz w:val="28"/>
                 <w:szCs w:val="28"/>
               </w:rPr>
-              <w:lastRenderedPageBreak/>
               <w:t>М</w:t>
             </w:r>
           </w:p>
@@ -3813,6 +3859,7 @@
           <w:rFonts w:ascii="Times New Roman" w:hAnsi="Times New Roman" w:cs="Times New Roman"/>
           <w:b/>
           <w:bCs/>
+          <w:noProof/>
           <w:sz w:val="28"/>
           <w:szCs w:val="28"/>
         </w:rPr>
@@ -3832,7 +3879,7 @@
                     <pic:cNvPicPr/>
                   </pic:nvPicPr>
                   <pic:blipFill>
-                    <a:blip r:embed="rId15"/>
+                    <a:blip r:embed="rId17"/>
                     <a:stretch>
                       <a:fillRect/>
                     </a:stretch>
@@ -3868,6 +3915,7 @@
           <w:rFonts w:ascii="Times New Roman" w:hAnsi="Times New Roman" w:cs="Times New Roman"/>
           <w:b/>
           <w:bCs/>
+          <w:noProof/>
           <w:sz w:val="28"/>
           <w:szCs w:val="28"/>
         </w:rPr>
@@ -3888,7 +3936,7 @@
                     <pic:cNvPicPr/>
                   </pic:nvPicPr>
                   <pic:blipFill>
-                    <a:blip r:embed="rId16"/>
+                    <a:blip r:embed="rId18"/>
                     <a:stretch>
                       <a:fillRect/>
                     </a:stretch>
@@ -4758,7 +4806,7 @@
                     <pic:cNvPicPr/>
                   </pic:nvPicPr>
                   <pic:blipFill>
-                    <a:blip r:embed="rId17"/>
+                    <a:blip r:embed="rId19"/>
                     <a:stretch>
                       <a:fillRect/>
                     </a:stretch>
@@ -4807,7 +4855,7 @@
                     <pic:cNvPicPr/>
                   </pic:nvPicPr>
                   <pic:blipFill>
-                    <a:blip r:embed="rId18"/>
+                    <a:blip r:embed="rId20"/>
                     <a:stretch>
                       <a:fillRect/>
                     </a:stretch>
@@ -4839,6 +4887,7 @@
       <w:r>
         <w:rPr>
           <w:rFonts w:ascii="Times New Roman" w:hAnsi="Times New Roman" w:cs="Times New Roman"/>
+          <w:noProof/>
           <w:sz w:val="28"/>
           <w:szCs w:val="28"/>
         </w:rPr>
@@ -4859,7 +4908,7 @@
                     <pic:cNvPicPr/>
                   </pic:nvPicPr>
                   <pic:blipFill>
-                    <a:blip r:embed="rId19"/>
+                    <a:blip r:embed="rId21"/>
                     <a:stretch>
                       <a:fillRect/>
                     </a:stretch>
@@ -4891,6 +4940,7 @@
       <w:r>
         <w:rPr>
           <w:rFonts w:ascii="Times New Roman" w:hAnsi="Times New Roman" w:cs="Times New Roman"/>
+          <w:noProof/>
           <w:sz w:val="28"/>
           <w:szCs w:val="28"/>
         </w:rPr>
@@ -4910,7 +4960,7 @@
                     <pic:cNvPicPr/>
                   </pic:nvPicPr>
                   <pic:blipFill>
-                    <a:blip r:embed="rId20"/>
+                    <a:blip r:embed="rId22"/>
                     <a:stretch>
                       <a:fillRect/>
                     </a:stretch>
@@ -4987,6 +5037,7 @@
           <w:rFonts w:ascii="Times New Roman" w:hAnsi="Times New Roman" w:cs="Times New Roman"/>
           <w:b/>
           <w:bCs/>
+          <w:noProof/>
           <w:sz w:val="28"/>
           <w:szCs w:val="28"/>
         </w:rPr>
@@ -5006,7 +5057,7 @@
                     <pic:cNvPicPr/>
                   </pic:nvPicPr>
                   <pic:blipFill>
-                    <a:blip r:embed="rId21"/>
+                    <a:blip r:embed="rId23"/>
                     <a:stretch>
                       <a:fillRect/>
                     </a:stretch>
@@ -5042,6 +5093,7 @@
           <w:rFonts w:ascii="Times New Roman" w:hAnsi="Times New Roman" w:cs="Times New Roman"/>
           <w:b/>
           <w:bCs/>
+          <w:noProof/>
           <w:sz w:val="28"/>
           <w:szCs w:val="28"/>
         </w:rPr>
@@ -5061,7 +5113,7 @@
                     <pic:cNvPicPr/>
                   </pic:nvPicPr>
                   <pic:blipFill>
-                    <a:blip r:embed="rId22"/>
+                    <a:blip r:embed="rId24"/>
                     <a:stretch>
                       <a:fillRect/>
                     </a:stretch>
@@ -5097,6 +5149,7 @@
           <w:rFonts w:ascii="Times New Roman" w:hAnsi="Times New Roman" w:cs="Times New Roman"/>
           <w:b/>
           <w:bCs/>
+          <w:noProof/>
           <w:sz w:val="28"/>
           <w:szCs w:val="28"/>
         </w:rPr>
@@ -5117,7 +5170,7 @@
                     <pic:cNvPicPr/>
                   </pic:nvPicPr>
                   <pic:blipFill>
-                    <a:blip r:embed="rId23"/>
+                    <a:blip r:embed="rId25"/>
                     <a:stretch>
                       <a:fillRect/>
                     </a:stretch>
@@ -5153,6 +5206,7 @@
           <w:rFonts w:ascii="Times New Roman" w:hAnsi="Times New Roman" w:cs="Times New Roman"/>
           <w:b/>
           <w:bCs/>
+          <w:noProof/>
           <w:sz w:val="28"/>
           <w:szCs w:val="28"/>
         </w:rPr>
@@ -5172,7 +5226,7 @@
                     <pic:cNvPicPr/>
                   </pic:nvPicPr>
                   <pic:blipFill>
-                    <a:blip r:embed="rId24"/>
+                    <a:blip r:embed="rId26"/>
                     <a:stretch>
                       <a:fillRect/>
                     </a:stretch>
@@ -5204,13 +5258,119 @@
       </w:r>
     </w:p>
     <w:sectPr>
+      <w:footerReference w:type="default" r:id="rId27"/>
       <w:pgSz w:w="11906" w:h="16838"/>
       <w:pgMar w:top="1134" w:right="850" w:bottom="1134" w:left="1701" w:header="708" w:footer="708" w:gutter="0"/>
+      <w:pgNumType w:start="0"/>
       <w:cols w:space="708"/>
+      <w:titlePg/>
       <w:docGrid w:linePitch="360"/>
     </w:sectPr>
   </w:body>
 </w:document>
+</file>
+
+<file path=word/endnotes.xml><?xml version="1.0" encoding="utf-8"?>
+<w:endnotes xmlns:wpc="http://schemas.microsoft.com/office/word/2010/wordprocessingCanvas" xmlns:cx="http://schemas.microsoft.com/office/drawing/2014/chartex" xmlns:cx1="http://schemas.microsoft.com/office/drawing/2015/9/8/chartex" xmlns:cx2="http://schemas.microsoft.com/office/drawing/2015/10/21/chartex" xmlns:cx3="http://schemas.microsoft.com/office/drawing/2016/5/9/chartex" xmlns:cx4="http://schemas.microsoft.com/office/drawing/2016/5/10/chartex" xmlns:cx5="http://schemas.microsoft.com/office/drawing/2016/5/11/chartex" xmlns:cx6="http://schemas.microsoft.com/office/drawing/2016/5/12/chartex" xmlns:cx7="http://schemas.microsoft.com/office/drawing/2016/5/13/chartex" xmlns:cx8="http://schemas.microsoft.com/office/drawing/2016/5/14/chartex" xmlns:mc="http://schemas.openxmlformats.org/markup-compatibility/2006" xmlns:aink="http://schemas.microsoft.com/office/drawing/2016/ink" xmlns:am3d="http://schemas.microsoft.com/office/drawing/2017/model3d" xmlns:o="urn:schemas-microsoft-com:office:office" xmlns:oel="http://schemas.microsoft.com/office/2019/extlst" xmlns:r="http://schemas.openxmlformats.org/officeDocument/2006/relationships" xmlns:m="http://schemas.openxmlformats.org/officeDocument/2006/math" xmlns:v="urn:schemas-microsoft-com:vml" xmlns:wp14="http://schemas.microsoft.com/office/word/2010/wordprocessingDrawing" xmlns:wp="http://schemas.openxmlformats.org/drawingml/2006/wordprocessingDrawing" xmlns:w10="urn:schemas-microsoft-com:office:word" xmlns:w="http://schemas.openxmlformats.org/wordprocessingml/2006/main" xmlns:w14="http://schemas.microsoft.com/office/word/2010/wordml" xmlns:w15="http://schemas.microsoft.com/office/word/2012/wordml" xmlns:w16cex="http://schemas.microsoft.com/office/word/2018/wordml/cex" xmlns:w16cid="http://schemas.microsoft.com/office/word/2016/wordml/cid" xmlns:w16="http://schemas.microsoft.com/office/word/2018/wordml" xmlns:w16du="http://schemas.microsoft.com/office/word/2023/wordml/word16du" xmlns:w16sdtdh="http://schemas.microsoft.com/office/word/2020/wordml/sdtdatahash" xmlns:w16sdtfl="http://schemas.microsoft.com/office/word/2024/wordml/sdtformatlock" xmlns:w16se="http://schemas.microsoft.com/office/word/2015/wordml/symex" xmlns:wpg="http://schemas.microsoft.com/office/word/2010/wordprocessingGroup" xmlns:wpi="http://schemas.microsoft.com/office/word/2010/wordprocessingInk" xmlns:wne="http://schemas.microsoft.com/office/word/2006/wordml" xmlns:wps="http://schemas.microsoft.com/office/word/2010/wordprocessingShape" mc:Ignorable="w14 w15 w16se w16cid w16 w16cex w16sdtdh w16sdtfl w16du wp14">
+  <w:endnote w:type="separator" w:id="-1">
+    <w:p>
+      <w:pPr>
+        <w:spacing w:after="0" w:line="240" w:lineRule="auto"/>
+      </w:pPr>
+      <w:r>
+        <w:separator/>
+      </w:r>
+    </w:p>
+  </w:endnote>
+  <w:endnote w:type="continuationSeparator" w:id="0">
+    <w:p>
+      <w:pPr>
+        <w:spacing w:after="0" w:line="240" w:lineRule="auto"/>
+      </w:pPr>
+      <w:r>
+        <w:continuationSeparator/>
+      </w:r>
+    </w:p>
+  </w:endnote>
+</w:endnotes>
+</file>
+
+<file path=word/footer1.xml><?xml version="1.0" encoding="utf-8"?>
+<w:ftr xmlns:wpc="http://schemas.microsoft.com/office/word/2010/wordprocessingCanvas" xmlns:cx="http://schemas.microsoft.com/office/drawing/2014/chartex" xmlns:cx1="http://schemas.microsoft.com/office/drawing/2015/9/8/chartex" xmlns:cx2="http://schemas.microsoft.com/office/drawing/2015/10/21/chartex" xmlns:cx3="http://schemas.microsoft.com/office/drawing/2016/5/9/chartex" xmlns:cx4="http://schemas.microsoft.com/office/drawing/2016/5/10/chartex" xmlns:cx5="http://schemas.microsoft.com/office/drawing/2016/5/11/chartex" xmlns:cx6="http://schemas.microsoft.com/office/drawing/2016/5/12/chartex" xmlns:cx7="http://schemas.microsoft.com/office/drawing/2016/5/13/chartex" xmlns:cx8="http://schemas.microsoft.com/office/drawing/2016/5/14/chartex" xmlns:mc="http://schemas.openxmlformats.org/markup-compatibility/2006" xmlns:aink="http://schemas.microsoft.com/office/drawing/2016/ink" xmlns:am3d="http://schemas.microsoft.com/office/drawing/2017/model3d" xmlns:o="urn:schemas-microsoft-com:office:office" xmlns:oel="http://schemas.microsoft.com/office/2019/extlst" xmlns:r="http://schemas.openxmlformats.org/officeDocument/2006/relationships" xmlns:m="http://schemas.openxmlformats.org/officeDocument/2006/math" xmlns:v="urn:schemas-microsoft-com:vml" xmlns:wp14="http://schemas.microsoft.com/office/word/2010/wordprocessingDrawing" xmlns:wp="http://schemas.openxmlformats.org/drawingml/2006/wordprocessingDrawing" xmlns:w10="urn:schemas-microsoft-com:office:word" xmlns:w="http://schemas.openxmlformats.org/wordprocessingml/2006/main" xmlns:w14="http://schemas.microsoft.com/office/word/2010/wordml" xmlns:w15="http://schemas.microsoft.com/office/word/2012/wordml" xmlns:w16cex="http://schemas.microsoft.com/office/word/2018/wordml/cex" xmlns:w16cid="http://schemas.microsoft.com/office/word/2016/wordml/cid" xmlns:w16="http://schemas.microsoft.com/office/word/2018/wordml" xmlns:w16du="http://schemas.microsoft.com/office/word/2023/wordml/word16du" xmlns:w16sdtdh="http://schemas.microsoft.com/office/word/2020/wordml/sdtdatahash" xmlns:w16sdtfl="http://schemas.microsoft.com/office/word/2024/wordml/sdtformatlock" xmlns:w16se="http://schemas.microsoft.com/office/word/2015/wordml/symex" xmlns:wpg="http://schemas.microsoft.com/office/word/2010/wordprocessingGroup" xmlns:wpi="http://schemas.microsoft.com/office/word/2010/wordprocessingInk" xmlns:wne="http://schemas.microsoft.com/office/word/2006/wordml" xmlns:wps="http://schemas.microsoft.com/office/word/2010/wordprocessingShape" mc:Ignorable="w14 w15 w16se w16cid w16 w16cex w16sdtdh w16sdtfl w16du wp14">
+  <w:sdt>
+    <w:sdtPr>
+      <w:id w:val="1873260577"/>
+      <w:docPartObj>
+        <w:docPartGallery w:val="Page Numbers (Bottom of Page)"/>
+        <w:docPartUnique/>
+      </w:docPartObj>
+    </w:sdtPr>
+    <w:sdtEndPr>
+      <w:rPr>
+        <w:noProof/>
+      </w:rPr>
+    </w:sdtEndPr>
+    <w:sdtContent>
+      <w:p>
+        <w:pPr>
+          <w:pStyle w:val="Footer"/>
+          <w:jc w:val="right"/>
+        </w:pPr>
+        <w:r>
+          <w:fldChar w:fldCharType="begin"/>
+        </w:r>
+        <w:r>
+          <w:instrText xml:space="preserve"> PAGE   \* MERGEFORMAT </w:instrText>
+        </w:r>
+        <w:r>
+          <w:fldChar w:fldCharType="separate"/>
+        </w:r>
+        <w:r>
+          <w:rPr>
+            <w:noProof/>
+          </w:rPr>
+          <w:t>2</w:t>
+        </w:r>
+        <w:r>
+          <w:rPr>
+            <w:noProof/>
+          </w:rPr>
+          <w:fldChar w:fldCharType="end"/>
+        </w:r>
+      </w:p>
+    </w:sdtContent>
+  </w:sdt>
+  <w:p>
+    <w:pPr>
+      <w:pStyle w:val="Footer"/>
+    </w:pPr>
+  </w:p>
+</w:ftr>
+</file>
+
+<file path=word/footnotes.xml><?xml version="1.0" encoding="utf-8"?>
+<w:footnotes xmlns:wpc="http://schemas.microsoft.com/office/word/2010/wordprocessingCanvas" xmlns:cx="http://schemas.microsoft.com/office/drawing/2014/chartex" xmlns:cx1="http://schemas.microsoft.com/office/drawing/2015/9/8/chartex" xmlns:cx2="http://schemas.microsoft.com/office/drawing/2015/10/21/chartex" xmlns:cx3="http://schemas.microsoft.com/office/drawing/2016/5/9/chartex" xmlns:cx4="http://schemas.microsoft.com/office/drawing/2016/5/10/chartex" xmlns:cx5="http://schemas.microsoft.com/office/drawing/2016/5/11/chartex" xmlns:cx6="http://schemas.microsoft.com/office/drawing/2016/5/12/chartex" xmlns:cx7="http://schemas.microsoft.com/office/drawing/2016/5/13/chartex" xmlns:cx8="http://schemas.microsoft.com/office/drawing/2016/5/14/chartex" xmlns:mc="http://schemas.openxmlformats.org/markup-compatibility/2006" xmlns:aink="http://schemas.microsoft.com/office/drawing/2016/ink" xmlns:am3d="http://schemas.microsoft.com/office/drawing/2017/model3d" xmlns:o="urn:schemas-microsoft-com:office:office" xmlns:oel="http://schemas.microsoft.com/office/2019/extlst" xmlns:r="http://schemas.openxmlformats.org/officeDocument/2006/relationships" xmlns:m="http://schemas.openxmlformats.org/officeDocument/2006/math" xmlns:v="urn:schemas-microsoft-com:vml" xmlns:wp14="http://schemas.microsoft.com/office/word/2010/wordprocessingDrawing" xmlns:wp="http://schemas.openxmlformats.org/drawingml/2006/wordprocessingDrawing" xmlns:w10="urn:schemas-microsoft-com:office:word" xmlns:w="http://schemas.openxmlformats.org/wordprocessingml/2006/main" xmlns:w14="http://schemas.microsoft.com/office/word/2010/wordml" xmlns:w15="http://schemas.microsoft.com/office/word/2012/wordml" xmlns:w16cex="http://schemas.microsoft.com/office/word/2018/wordml/cex" xmlns:w16cid="http://schemas.microsoft.com/office/word/2016/wordml/cid" xmlns:w16="http://schemas.microsoft.com/office/word/2018/wordml" xmlns:w16du="http://schemas.microsoft.com/office/word/2023/wordml/word16du" xmlns:w16sdtdh="http://schemas.microsoft.com/office/word/2020/wordml/sdtdatahash" xmlns:w16sdtfl="http://schemas.microsoft.com/office/word/2024/wordml/sdtformatlock" xmlns:w16se="http://schemas.microsoft.com/office/word/2015/wordml/symex" xmlns:wpg="http://schemas.microsoft.com/office/word/2010/wordprocessingGroup" xmlns:wpi="http://schemas.microsoft.com/office/word/2010/wordprocessingInk" xmlns:wne="http://schemas.microsoft.com/office/word/2006/wordml" xmlns:wps="http://schemas.microsoft.com/office/word/2010/wordprocessingShape" mc:Ignorable="w14 w15 w16se w16cid w16 w16cex w16sdtdh w16sdtfl w16du wp14">
+  <w:footnote w:type="separator" w:id="-1">
+    <w:p>
+      <w:pPr>
+        <w:spacing w:after="0" w:line="240" w:lineRule="auto"/>
+      </w:pPr>
+      <w:r>
+        <w:separator/>
+      </w:r>
+    </w:p>
+  </w:footnote>
+  <w:footnote w:type="continuationSeparator" w:id="0">
+    <w:p>
+      <w:pPr>
+        <w:spacing w:after="0" w:line="240" w:lineRule="auto"/>
+      </w:pPr>
+      <w:r>
+        <w:continuationSeparator/>
+      </w:r>
+    </w:p>
+  </w:footnote>
+</w:footnotes>
 </file>
 
 <file path=word/numbering.xml><?xml version="1.0" encoding="utf-8"?>
@@ -6014,6 +6174,7 @@
   <w:style w:type="character" w:default="1" w:styleId="DefaultParagraphFont">
     <w:name w:val="Default Paragraph Font"/>
     <w:uiPriority w:val="1"/>
+    <w:semiHidden/>
     <w:unhideWhenUsed/>
   </w:style>
   <w:style w:type="table" w:default="1" w:styleId="TableNormal">
@@ -6377,6 +6538,60 @@
       </w:tblBorders>
     </w:tblPr>
   </w:style>
+  <w:style w:type="paragraph" w:styleId="Header">
+    <w:name w:val="header"/>
+    <w:basedOn w:val="Normal"/>
+    <w:link w:val="HeaderChar"/>
+    <w:uiPriority w:val="99"/>
+    <w:unhideWhenUsed/>
+    <w:rsid w:val="00BE2108"/>
+    <w:pPr>
+      <w:tabs>
+        <w:tab w:val="center" w:pos="4677"/>
+        <w:tab w:val="right" w:pos="9355"/>
+      </w:tabs>
+      <w:spacing w:after="0" w:line="240" w:lineRule="auto"/>
+    </w:pPr>
+  </w:style>
+  <w:style w:type="character" w:customStyle="1" w:styleId="HeaderChar">
+    <w:name w:val="Header Char"/>
+    <w:basedOn w:val="DefaultParagraphFont"/>
+    <w:link w:val="Header"/>
+    <w:uiPriority w:val="99"/>
+    <w:rsid w:val="00BE2108"/>
+    <w:rPr>
+      <w:sz w:val="22"/>
+      <w:szCs w:val="22"/>
+      <w:lang w:val="ru-RU"/>
+    </w:rPr>
+  </w:style>
+  <w:style w:type="paragraph" w:styleId="Footer">
+    <w:name w:val="footer"/>
+    <w:basedOn w:val="Normal"/>
+    <w:link w:val="FooterChar"/>
+    <w:uiPriority w:val="99"/>
+    <w:unhideWhenUsed/>
+    <w:rsid w:val="00BE2108"/>
+    <w:pPr>
+      <w:tabs>
+        <w:tab w:val="center" w:pos="4677"/>
+        <w:tab w:val="right" w:pos="9355"/>
+      </w:tabs>
+      <w:spacing w:after="0" w:line="240" w:lineRule="auto"/>
+    </w:pPr>
+  </w:style>
+  <w:style w:type="character" w:customStyle="1" w:styleId="FooterChar">
+    <w:name w:val="Footer Char"/>
+    <w:basedOn w:val="DefaultParagraphFont"/>
+    <w:link w:val="Footer"/>
+    <w:uiPriority w:val="99"/>
+    <w:rsid w:val="00BE2108"/>
+    <w:rPr>
+      <w:sz w:val="22"/>
+      <w:szCs w:val="22"/>
+      <w:lang w:val="ru-RU"/>
+    </w:rPr>
+  </w:style>
 </w:styles>
 </file>
 
